--- a/docx/задание.docx
+++ b/docx/задание.docx
@@ -124,27 +124,7 @@
           <w:color w:val="000000" w:themeColor="text1"/>
           <w:lang w:eastAsia="ru-RU"/>
         </w:rPr>
-        <w:t>(ФГБОУ ВО «</w:t>
-      </w:r>
-      <w:proofErr w:type="spellStart"/>
-      <w:r>
-        <w:rPr>
-          <w:rFonts w:eastAsia="Times New Roman"/>
-          <w:b/>
-          <w:color w:val="000000" w:themeColor="text1"/>
-          <w:lang w:eastAsia="ru-RU"/>
-        </w:rPr>
-        <w:t>АмГУ</w:t>
-      </w:r>
-      <w:proofErr w:type="spellEnd"/>
-      <w:r>
-        <w:rPr>
-          <w:rFonts w:eastAsia="Times New Roman"/>
-          <w:b/>
-          <w:color w:val="000000" w:themeColor="text1"/>
-          <w:lang w:eastAsia="ru-RU"/>
-        </w:rPr>
-        <w:t>»)</w:t>
+        <w:t>(ФГБОУ ВО «АмГУ»)</w:t>
       </w:r>
     </w:p>
     <w:p>
@@ -403,7 +383,6 @@
               </w:rPr>
               <w:t xml:space="preserve"> </w:t>
             </w:r>
-            <w:proofErr w:type="spellStart"/>
             <w:r>
               <w:rPr>
                 <w:rFonts w:eastAsia="Arial Unicode MS"/>
@@ -412,7 +391,6 @@
               </w:rPr>
               <w:t>Цыпукова</w:t>
             </w:r>
-            <w:proofErr w:type="spellEnd"/>
           </w:p>
           <w:p>
             <w:pPr>
@@ -434,25 +412,7 @@
                 <w:color w:val="000000" w:themeColor="text1"/>
                 <w:lang w:eastAsia="ru-RU"/>
               </w:rPr>
-              <w:t>«____</w:t>
-            </w:r>
-            <w:proofErr w:type="gramStart"/>
-            <w:r>
-              <w:rPr>
-                <w:rFonts w:eastAsia="Arial Unicode MS"/>
-                <w:color w:val="000000" w:themeColor="text1"/>
-                <w:lang w:eastAsia="ru-RU"/>
-              </w:rPr>
-              <w:t>_»_</w:t>
-            </w:r>
-            <w:proofErr w:type="gramEnd"/>
-            <w:r>
-              <w:rPr>
-                <w:rFonts w:eastAsia="Arial Unicode MS"/>
-                <w:color w:val="000000" w:themeColor="text1"/>
-                <w:lang w:eastAsia="ru-RU"/>
-              </w:rPr>
-              <w:t>______</w:t>
+              <w:t>«_____»_______</w:t>
             </w:r>
             <w:r>
               <w:rPr>
@@ -848,7 +808,7 @@
           <w:color w:val="000000" w:themeColor="text1"/>
           <w:lang w:eastAsia="ru-RU"/>
         </w:rPr>
-        <w:t>5</w:t>
+        <w:t>6</w:t>
       </w:r>
       <w:r>
         <w:rPr>
@@ -916,43 +876,24 @@
           <w:color w:val="000000" w:themeColor="text1"/>
           <w:lang w:eastAsia="ru-RU"/>
         </w:rPr>
+        <w:t xml:space="preserve"> дипломной  </w:t>
+      </w:r>
+      <w:r>
+        <w:rPr>
+          <w:rFonts w:eastAsia="Times New Roman"/>
+          <w:color w:val="000000" w:themeColor="text1"/>
+          <w:lang w:eastAsia="ru-RU"/>
+        </w:rPr>
+        <w:t>работе: НПА, учебная литература,</w:t>
+      </w:r>
+      <w:r>
+        <w:rPr>
+          <w:rFonts w:eastAsia="Times New Roman"/>
+          <w:color w:val="000000" w:themeColor="text1"/>
+          <w:lang w:eastAsia="ru-RU"/>
+        </w:rPr>
         <w:t xml:space="preserve"> </w:t>
       </w:r>
-      <w:proofErr w:type="gramStart"/>
-      <w:r>
-        <w:rPr>
-          <w:rFonts w:eastAsia="Times New Roman"/>
-          <w:color w:val="000000" w:themeColor="text1"/>
-          <w:lang w:eastAsia="ru-RU"/>
-        </w:rPr>
-        <w:t xml:space="preserve">дипломной  </w:t>
-      </w:r>
-      <w:r>
-        <w:rPr>
-          <w:rFonts w:eastAsia="Times New Roman"/>
-          <w:color w:val="000000" w:themeColor="text1"/>
-          <w:lang w:eastAsia="ru-RU"/>
-        </w:rPr>
-        <w:t>работе</w:t>
-      </w:r>
-      <w:proofErr w:type="gramEnd"/>
-      <w:r>
-        <w:rPr>
-          <w:rFonts w:eastAsia="Times New Roman"/>
-          <w:color w:val="000000" w:themeColor="text1"/>
-          <w:lang w:eastAsia="ru-RU"/>
-        </w:rPr>
-        <w:t xml:space="preserve">: НПА, учебная </w:t>
-      </w:r>
-      <w:proofErr w:type="gramStart"/>
-      <w:r>
-        <w:rPr>
-          <w:rFonts w:eastAsia="Times New Roman"/>
-          <w:color w:val="000000" w:themeColor="text1"/>
-          <w:lang w:eastAsia="ru-RU"/>
-        </w:rPr>
-        <w:t>литература,</w:t>
-      </w:r>
       <w:r>
         <w:rPr>
           <w:rFonts w:eastAsia="Times New Roman"/>
@@ -967,24 +908,7 @@
           <w:color w:val="000000" w:themeColor="text1"/>
           <w:lang w:eastAsia="ru-RU"/>
         </w:rPr>
-        <w:t xml:space="preserve"> </w:t>
-      </w:r>
-      <w:r>
-        <w:rPr>
-          <w:rFonts w:eastAsia="Times New Roman"/>
-          <w:color w:val="000000" w:themeColor="text1"/>
-          <w:lang w:eastAsia="ru-RU"/>
-        </w:rPr>
-        <w:t xml:space="preserve"> </w:t>
-      </w:r>
-      <w:proofErr w:type="gramEnd"/>
-      <w:r>
-        <w:rPr>
-          <w:rFonts w:eastAsia="Times New Roman"/>
-          <w:color w:val="000000" w:themeColor="text1"/>
-          <w:lang w:eastAsia="ru-RU"/>
-        </w:rPr>
-        <w:t>научные статьи</w:t>
+        <w:t xml:space="preserve"> научные статьи</w:t>
       </w:r>
       <w:r>
         <w:rPr>
@@ -2121,6 +2045,7 @@
   <w:style w:type="character" w:default="1" w:styleId="a0">
     <w:name w:val="Default Paragraph Font"/>
     <w:uiPriority w:val="1"/>
+    <w:semiHidden/>
     <w:unhideWhenUsed/>
   </w:style>
   <w:style w:type="table" w:default="1" w:styleId="a1">

--- a/docx/задание.docx
+++ b/docx/задание.docx
@@ -124,7 +124,27 @@
           <w:color w:val="000000" w:themeColor="text1"/>
           <w:lang w:eastAsia="ru-RU"/>
         </w:rPr>
-        <w:t>(ФГБОУ ВО «АмГУ»)</w:t>
+        <w:t>(ФГБОУ ВО «</w:t>
+      </w:r>
+      <w:proofErr w:type="spellStart"/>
+      <w:r>
+        <w:rPr>
+          <w:rFonts w:eastAsia="Times New Roman"/>
+          <w:b/>
+          <w:color w:val="000000" w:themeColor="text1"/>
+          <w:lang w:eastAsia="ru-RU"/>
+        </w:rPr>
+        <w:t>АмГУ</w:t>
+      </w:r>
+      <w:proofErr w:type="spellEnd"/>
+      <w:r>
+        <w:rPr>
+          <w:rFonts w:eastAsia="Times New Roman"/>
+          <w:b/>
+          <w:color w:val="000000" w:themeColor="text1"/>
+          <w:lang w:eastAsia="ru-RU"/>
+        </w:rPr>
+        <w:t>»)</w:t>
       </w:r>
     </w:p>
     <w:p>
@@ -371,9 +391,10 @@
               <w:rPr>
                 <w:rFonts w:eastAsia="Arial Unicode MS"/>
                 <w:color w:val="000000" w:themeColor="text1"/>
-                <w:lang w:eastAsia="ru-RU"/>
-              </w:rPr>
-              <w:t>____________Н.В.</w:t>
+                <w:u w:val="single"/>
+                <w:lang w:eastAsia="ru-RU"/>
+              </w:rPr>
+              <w:t>____________</w:t>
             </w:r>
             <w:r>
               <w:rPr>
@@ -381,8 +402,17 @@
                 <w:color w:val="000000" w:themeColor="text1"/>
                 <w:lang w:eastAsia="ru-RU"/>
               </w:rPr>
+              <w:t>Н.В.</w:t>
+            </w:r>
+            <w:r>
+              <w:rPr>
+                <w:rFonts w:eastAsia="Arial Unicode MS"/>
+                <w:color w:val="000000" w:themeColor="text1"/>
+                <w:lang w:eastAsia="ru-RU"/>
+              </w:rPr>
               <w:t xml:space="preserve"> </w:t>
             </w:r>
+            <w:proofErr w:type="spellStart"/>
             <w:r>
               <w:rPr>
                 <w:rFonts w:eastAsia="Arial Unicode MS"/>
@@ -391,6 +421,7 @@
               </w:rPr>
               <w:t>Цыпукова</w:t>
             </w:r>
+            <w:proofErr w:type="spellEnd"/>
           </w:p>
           <w:p>
             <w:pPr>
@@ -412,15 +443,70 @@
                 <w:color w:val="000000" w:themeColor="text1"/>
                 <w:lang w:eastAsia="ru-RU"/>
               </w:rPr>
-              <w:t>«_____»_______</w:t>
+              <w:t>«</w:t>
             </w:r>
             <w:r>
               <w:rPr>
                 <w:rFonts w:eastAsia="Arial Unicode MS"/>
                 <w:color w:val="000000" w:themeColor="text1"/>
-                <w:lang w:eastAsia="ru-RU"/>
-              </w:rPr>
-              <w:t>____202</w:t>
+                <w:u w:val="single"/>
+                <w:lang w:eastAsia="ru-RU"/>
+              </w:rPr>
+              <w:t>____</w:t>
+            </w:r>
+            <w:proofErr w:type="gramStart"/>
+            <w:r>
+              <w:rPr>
+                <w:rFonts w:eastAsia="Arial Unicode MS"/>
+                <w:color w:val="000000" w:themeColor="text1"/>
+                <w:u w:val="single"/>
+                <w:lang w:eastAsia="ru-RU"/>
+              </w:rPr>
+              <w:t>_</w:t>
+            </w:r>
+            <w:r>
+              <w:rPr>
+                <w:rFonts w:eastAsia="Arial Unicode MS"/>
+                <w:color w:val="000000" w:themeColor="text1"/>
+                <w:lang w:eastAsia="ru-RU"/>
+              </w:rPr>
+              <w:t>»</w:t>
+            </w:r>
+            <w:r>
+              <w:rPr>
+                <w:rFonts w:eastAsia="Arial Unicode MS"/>
+                <w:color w:val="000000" w:themeColor="text1"/>
+                <w:u w:val="single"/>
+                <w:lang w:eastAsia="ru-RU"/>
+              </w:rPr>
+              <w:t>_</w:t>
+            </w:r>
+            <w:proofErr w:type="gramEnd"/>
+            <w:r>
+              <w:rPr>
+                <w:rFonts w:eastAsia="Arial Unicode MS"/>
+                <w:color w:val="000000" w:themeColor="text1"/>
+                <w:u w:val="single"/>
+                <w:lang w:eastAsia="ru-RU"/>
+              </w:rPr>
+              <w:t>______</w:t>
+            </w:r>
+            <w:r>
+              <w:rPr>
+                <w:rFonts w:eastAsia="Arial Unicode MS"/>
+                <w:color w:val="000000" w:themeColor="text1"/>
+                <w:u w:val="single"/>
+                <w:lang w:eastAsia="ru-RU"/>
+              </w:rPr>
+              <w:t>____</w:t>
+            </w:r>
+            <w:r>
+              <w:rPr>
+                <w:rFonts w:eastAsia="Arial Unicode MS"/>
+                <w:color w:val="000000" w:themeColor="text1"/>
+                <w:lang w:eastAsia="ru-RU"/>
+              </w:rPr>
+              <w:t>202</w:t>
             </w:r>
             <w:r>
               <w:rPr>
@@ -776,7 +862,7 @@
           <w:color w:val="000000" w:themeColor="text1"/>
           <w:lang w:eastAsia="ru-RU"/>
         </w:rPr>
-        <w:t>9</w:t>
+        <w:t>8</w:t>
       </w:r>
       <w:r>
         <w:rPr>
@@ -876,24 +962,43 @@
           <w:color w:val="000000" w:themeColor="text1"/>
           <w:lang w:eastAsia="ru-RU"/>
         </w:rPr>
-        <w:t xml:space="preserve"> дипломной  </w:t>
-      </w:r>
-      <w:r>
-        <w:rPr>
-          <w:rFonts w:eastAsia="Times New Roman"/>
-          <w:color w:val="000000" w:themeColor="text1"/>
-          <w:lang w:eastAsia="ru-RU"/>
-        </w:rPr>
-        <w:t>работе: НПА, учебная литература,</w:t>
-      </w:r>
-      <w:r>
-        <w:rPr>
-          <w:rFonts w:eastAsia="Times New Roman"/>
-          <w:color w:val="000000" w:themeColor="text1"/>
-          <w:lang w:eastAsia="ru-RU"/>
-        </w:rPr>
         <w:t xml:space="preserve"> </w:t>
       </w:r>
+      <w:proofErr w:type="gramStart"/>
+      <w:r>
+        <w:rPr>
+          <w:rFonts w:eastAsia="Times New Roman"/>
+          <w:color w:val="000000" w:themeColor="text1"/>
+          <w:lang w:eastAsia="ru-RU"/>
+        </w:rPr>
+        <w:t xml:space="preserve">дипломной  </w:t>
+      </w:r>
+      <w:r>
+        <w:rPr>
+          <w:rFonts w:eastAsia="Times New Roman"/>
+          <w:color w:val="000000" w:themeColor="text1"/>
+          <w:lang w:eastAsia="ru-RU"/>
+        </w:rPr>
+        <w:t>работе</w:t>
+      </w:r>
+      <w:proofErr w:type="gramEnd"/>
+      <w:r>
+        <w:rPr>
+          <w:rFonts w:eastAsia="Times New Roman"/>
+          <w:color w:val="000000" w:themeColor="text1"/>
+          <w:lang w:eastAsia="ru-RU"/>
+        </w:rPr>
+        <w:t xml:space="preserve">: НПА, учебная </w:t>
+      </w:r>
+      <w:proofErr w:type="gramStart"/>
+      <w:r>
+        <w:rPr>
+          <w:rFonts w:eastAsia="Times New Roman"/>
+          <w:color w:val="000000" w:themeColor="text1"/>
+          <w:lang w:eastAsia="ru-RU"/>
+        </w:rPr>
+        <w:t>литература,</w:t>
+      </w:r>
       <w:r>
         <w:rPr>
           <w:rFonts w:eastAsia="Times New Roman"/>
@@ -908,7 +1013,24 @@
           <w:color w:val="000000" w:themeColor="text1"/>
           <w:lang w:eastAsia="ru-RU"/>
         </w:rPr>
-        <w:t xml:space="preserve"> научные статьи</w:t>
+        <w:t xml:space="preserve"> </w:t>
+      </w:r>
+      <w:r>
+        <w:rPr>
+          <w:rFonts w:eastAsia="Times New Roman"/>
+          <w:color w:val="000000" w:themeColor="text1"/>
+          <w:lang w:eastAsia="ru-RU"/>
+        </w:rPr>
+        <w:t xml:space="preserve"> </w:t>
+      </w:r>
+      <w:proofErr w:type="gramEnd"/>
+      <w:r>
+        <w:rPr>
+          <w:rFonts w:eastAsia="Times New Roman"/>
+          <w:color w:val="000000" w:themeColor="text1"/>
+          <w:lang w:eastAsia="ru-RU"/>
+        </w:rPr>
+        <w:t>научные статьи</w:t>
       </w:r>
       <w:r>
         <w:rPr>
@@ -1004,15 +1126,33 @@
           <w:color w:val="000000" w:themeColor="text1"/>
           <w:lang w:eastAsia="ru-RU"/>
         </w:rPr>
-        <w:t xml:space="preserve">дипломной работы </w:t>
-      </w:r>
-      <w:r>
-        <w:rPr>
-          <w:rFonts w:eastAsia="Times New Roman"/>
-          <w:color w:val="000000" w:themeColor="text1"/>
-          <w:lang w:eastAsia="ru-RU"/>
-        </w:rPr>
-        <w:t xml:space="preserve"> осуществить детальную разработку следующих вопросов:</w:t>
+        <w:t xml:space="preserve">дипломной </w:t>
+      </w:r>
+      <w:proofErr w:type="gramStart"/>
+      <w:r>
+        <w:rPr>
+          <w:rFonts w:eastAsia="Times New Roman"/>
+          <w:color w:val="000000" w:themeColor="text1"/>
+          <w:lang w:eastAsia="ru-RU"/>
+        </w:rPr>
+        <w:t xml:space="preserve">работы </w:t>
+      </w:r>
+      <w:r>
+        <w:rPr>
+          <w:rFonts w:eastAsia="Times New Roman"/>
+          <w:color w:val="000000" w:themeColor="text1"/>
+          <w:lang w:eastAsia="ru-RU"/>
+        </w:rPr>
+        <w:t xml:space="preserve"> осуществить</w:t>
+      </w:r>
+      <w:proofErr w:type="gramEnd"/>
+      <w:r>
+        <w:rPr>
+          <w:rFonts w:eastAsia="Times New Roman"/>
+          <w:color w:val="000000" w:themeColor="text1"/>
+          <w:lang w:eastAsia="ru-RU"/>
+        </w:rPr>
+        <w:t xml:space="preserve"> детальную разработку следующих вопросов:</w:t>
       </w:r>
     </w:p>
     <w:p>
@@ -1284,9 +1424,18 @@
               <w:rPr>
                 <w:rFonts w:eastAsia="Times New Roman"/>
                 <w:color w:val="000000" w:themeColor="text1"/>
-                <w:lang w:eastAsia="ru-RU"/>
-              </w:rPr>
-              <w:t xml:space="preserve">_________________ </w:t>
+                <w:u w:val="single"/>
+                <w:lang w:eastAsia="ru-RU"/>
+              </w:rPr>
+              <w:t>_________________</w:t>
+            </w:r>
+            <w:r>
+              <w:rPr>
+                <w:rFonts w:eastAsia="Times New Roman"/>
+                <w:color w:val="000000" w:themeColor="text1"/>
+                <w:lang w:eastAsia="ru-RU"/>
+              </w:rPr>
+              <w:t xml:space="preserve"> </w:t>
             </w:r>
             <w:r>
               <w:rPr>
@@ -1349,9 +1498,18 @@
               <w:rPr>
                 <w:rFonts w:eastAsia="Times New Roman"/>
                 <w:color w:val="000000" w:themeColor="text1"/>
-                <w:lang w:eastAsia="ru-RU"/>
-              </w:rPr>
-              <w:t xml:space="preserve">_________________ </w:t>
+                <w:u w:val="single"/>
+                <w:lang w:eastAsia="ru-RU"/>
+              </w:rPr>
+              <w:t>_________________</w:t>
+            </w:r>
+            <w:r>
+              <w:rPr>
+                <w:rFonts w:eastAsia="Times New Roman"/>
+                <w:color w:val="000000" w:themeColor="text1"/>
+                <w:lang w:eastAsia="ru-RU"/>
+              </w:rPr>
+              <w:t xml:space="preserve"> </w:t>
             </w:r>
             <w:r>
               <w:rPr>

--- a/docx/задание.docx
+++ b/docx/задание.docx
@@ -391,7 +391,6 @@
               <w:rPr>
                 <w:rFonts w:eastAsia="Arial Unicode MS"/>
                 <w:color w:val="000000" w:themeColor="text1"/>
-                <w:u w:val="single"/>
                 <w:lang w:eastAsia="ru-RU"/>
               </w:rPr>
               <w:t>____________</w:t>
@@ -449,7 +448,6 @@
               <w:rPr>
                 <w:rFonts w:eastAsia="Arial Unicode MS"/>
                 <w:color w:val="000000" w:themeColor="text1"/>
-                <w:u w:val="single"/>
                 <w:lang w:eastAsia="ru-RU"/>
               </w:rPr>
               <w:t>____</w:t>
@@ -459,7 +457,6 @@
               <w:rPr>
                 <w:rFonts w:eastAsia="Arial Unicode MS"/>
                 <w:color w:val="000000" w:themeColor="text1"/>
-                <w:u w:val="single"/>
                 <w:lang w:eastAsia="ru-RU"/>
               </w:rPr>
               <w:t>_</w:t>
@@ -476,7 +473,6 @@
               <w:rPr>
                 <w:rFonts w:eastAsia="Arial Unicode MS"/>
                 <w:color w:val="000000" w:themeColor="text1"/>
-                <w:u w:val="single"/>
                 <w:lang w:eastAsia="ru-RU"/>
               </w:rPr>
               <w:t>_</w:t>
@@ -486,7 +482,6 @@
               <w:rPr>
                 <w:rFonts w:eastAsia="Arial Unicode MS"/>
                 <w:color w:val="000000" w:themeColor="text1"/>
-                <w:u w:val="single"/>
                 <w:lang w:eastAsia="ru-RU"/>
               </w:rPr>
               <w:t>______</w:t>
@@ -495,7 +490,6 @@
               <w:rPr>
                 <w:rFonts w:eastAsia="Arial Unicode MS"/>
                 <w:color w:val="000000" w:themeColor="text1"/>
-                <w:u w:val="single"/>
                 <w:lang w:eastAsia="ru-RU"/>
               </w:rPr>
               <w:t>____</w:t>
@@ -1424,7 +1418,6 @@
               <w:rPr>
                 <w:rFonts w:eastAsia="Times New Roman"/>
                 <w:color w:val="000000" w:themeColor="text1"/>
-                <w:u w:val="single"/>
                 <w:lang w:eastAsia="ru-RU"/>
               </w:rPr>
               <w:t>_________________</w:t>
@@ -1498,7 +1491,6 @@
               <w:rPr>
                 <w:rFonts w:eastAsia="Times New Roman"/>
                 <w:color w:val="000000" w:themeColor="text1"/>
-                <w:u w:val="single"/>
                 <w:lang w:eastAsia="ru-RU"/>
               </w:rPr>
               <w:t>_________________</w:t>
